--- a/06_可直接打开的Word版/02_选择题题库__选择题按章节__06_非参数检验13.docx
+++ b/06_可直接打开的Word版/02_选择题题库__选择题按章节__06_非参数检验13.docx
@@ -3,11 +3,11 @@
 <w:document xmlns:wpc="http://schemas.microsoft.com/office/word/2010/wordprocessingCanvas" xmlns:mo="http://schemas.microsoft.com/office/mac/office/2008/main" xmlns:mc="http://schemas.openxmlformats.org/markup-compatibility/2006" xmlns:mv="urn:schemas-microsoft-com:mac:vml" xmlns:o="urn:schemas-microsoft-com:office:office" xmlns:r="http://schemas.openxmlformats.org/officeDocument/2006/relationships" xmlns:m="http://schemas.openxmlformats.org/officeDocument/2006/math" xmlns:v="urn:schemas-microsoft-com:vml" xmlns:wp14="http://schemas.microsoft.com/office/word/2010/wordprocessingDrawing" xmlns:wp="http://schemas.openxmlformats.org/drawingml/2006/wordprocessingDrawing" xmlns:w10="urn:schemas-microsoft-com:office:word" xmlns:w="http://schemas.openxmlformats.org/wordprocessingml/2006/main" xmlns:w14="http://schemas.microsoft.com/office/word/2010/wordml" xmlns:wpg="http://schemas.microsoft.com/office/word/2010/wordprocessingGroup" xmlns:wpi="http://schemas.microsoft.com/office/word/2010/wordprocessingInk" xmlns:wne="http://schemas.microsoft.com/office/word/2006/wordml" xmlns:wps="http://schemas.microsoft.com/office/word/2010/wordprocessingShape" mc:Ignorable="w14 wp14">
   <w:body>
     <w:p>
-      <w:pPr>
-        <w:pStyle w:val="Heading1"/>
-      </w:pPr>
       <w:r>
-        <w:t>非参数检验13</w:t>
+        <w:rPr>
+          <w:rFonts w:ascii="Microsoft YaHei" w:hAnsi="Microsoft YaHei" w:eastAsia="Microsoft YaHei"/>
+        </w:rPr>
+        <w:t>﻿# 非参数检验13</w:t>
       </w:r>
     </w:p>
     <w:p/>
@@ -15,7 +15,6 @@
       <w:r>
         <w:rPr>
           <w:rFonts w:ascii="Microsoft YaHei" w:hAnsi="Microsoft YaHei" w:eastAsia="Microsoft YaHei"/>
-          <w:sz w:val="22"/>
         </w:rPr>
         <w:t>??: 13</w:t>
       </w:r>
@@ -25,7 +24,6 @@
       <w:r>
         <w:rPr>
           <w:rFonts w:ascii="Microsoft YaHei" w:hAnsi="Microsoft YaHei" w:eastAsia="Microsoft YaHei"/>
-          <w:sz w:val="22"/>
         </w:rPr>
         <w:t>1两样本均数的比较,宜选择t检验还是秩和检验的依据是</w:t>
       </w:r>
@@ -34,7 +32,6 @@
       <w:r>
         <w:rPr>
           <w:rFonts w:ascii="Microsoft YaHei" w:hAnsi="Microsoft YaHei" w:eastAsia="Microsoft YaHei"/>
-          <w:sz w:val="22"/>
         </w:rPr>
         <w:t>A、要根据研究目的和数据特征作决定</w:t>
       </w:r>
@@ -43,7 +40,6 @@
       <w:r>
         <w:rPr>
           <w:rFonts w:ascii="Microsoft YaHei" w:hAnsi="Microsoft YaHei" w:eastAsia="Microsoft YaHei"/>
-          <w:sz w:val="22"/>
         </w:rPr>
         <w:t>B、要看是完全随机设计或是配对设计</w:t>
       </w:r>
@@ -52,7 +48,6 @@
       <w:r>
         <w:rPr>
           <w:rFonts w:ascii="Microsoft YaHei" w:hAnsi="Microsoft YaHei" w:eastAsia="Microsoft YaHei"/>
-          <w:sz w:val="22"/>
         </w:rPr>
         <w:t>C、要看哪个统计结论更好</w:t>
       </w:r>
@@ -61,7 +56,6 @@
       <w:r>
         <w:rPr>
           <w:rFonts w:ascii="Microsoft YaHei" w:hAnsi="Microsoft YaHei" w:eastAsia="Microsoft YaHei"/>
-          <w:sz w:val="22"/>
         </w:rPr>
         <w:t>D、要看哪个P值更小</w:t>
       </w:r>
@@ -70,7 +64,6 @@
       <w:r>
         <w:rPr>
           <w:rFonts w:ascii="Microsoft YaHei" w:hAnsi="Microsoft YaHei" w:eastAsia="Microsoft YaHei"/>
-          <w:sz w:val="22"/>
         </w:rPr>
         <w:t>E、要看单侧检验还是双测检验</w:t>
       </w:r>
@@ -80,7 +73,6 @@
       <w:r>
         <w:rPr>
           <w:rFonts w:ascii="Microsoft YaHei" w:hAnsi="Microsoft YaHei" w:eastAsia="Microsoft YaHei"/>
-          <w:sz w:val="22"/>
         </w:rPr>
         <w:t>2以下假设检验方法中,不属于非参数检验的方法是</w:t>
       </w:r>
@@ -89,7 +81,6 @@
       <w:r>
         <w:rPr>
           <w:rFonts w:ascii="Microsoft YaHei" w:hAnsi="Microsoft YaHei" w:eastAsia="Microsoft YaHei"/>
-          <w:sz w:val="22"/>
         </w:rPr>
         <w:t>A、Wilcoxon秩和检验</w:t>
       </w:r>
@@ -98,7 +89,6 @@
       <w:r>
         <w:rPr>
           <w:rFonts w:ascii="Microsoft YaHei" w:hAnsi="Microsoft YaHei" w:eastAsia="Microsoft YaHei"/>
-          <w:sz w:val="22"/>
         </w:rPr>
         <w:t>B、M检验</w:t>
       </w:r>
@@ -107,7 +97,6 @@
       <w:r>
         <w:rPr>
           <w:rFonts w:ascii="Microsoft YaHei" w:hAnsi="Microsoft YaHei" w:eastAsia="Microsoft YaHei"/>
-          <w:sz w:val="22"/>
         </w:rPr>
         <w:t>C、符号秩和检验</w:t>
       </w:r>
@@ -116,7 +105,6 @@
       <w:r>
         <w:rPr>
           <w:rFonts w:ascii="Microsoft YaHei" w:hAnsi="Microsoft YaHei" w:eastAsia="Microsoft YaHei"/>
-          <w:sz w:val="22"/>
         </w:rPr>
         <w:t>D、H检验</w:t>
       </w:r>
@@ -125,7 +113,6 @@
       <w:r>
         <w:rPr>
           <w:rFonts w:ascii="Microsoft YaHei" w:hAnsi="Microsoft YaHei" w:eastAsia="Microsoft YaHei"/>
-          <w:sz w:val="22"/>
         </w:rPr>
         <w:t>E、方差分析</w:t>
       </w:r>
@@ -135,7 +122,6 @@
       <w:r>
         <w:rPr>
           <w:rFonts w:ascii="Microsoft YaHei" w:hAnsi="Microsoft YaHei" w:eastAsia="Microsoft YaHei"/>
-          <w:sz w:val="22"/>
         </w:rPr>
         <w:t>3和参数检验相比,非参数检验的特点不包括</w:t>
       </w:r>
@@ -144,7 +130,6 @@
       <w:r>
         <w:rPr>
           <w:rFonts w:ascii="Microsoft YaHei" w:hAnsi="Microsoft YaHei" w:eastAsia="Microsoft YaHei"/>
-          <w:sz w:val="22"/>
         </w:rPr>
         <w:t>A、不受分布形式限制</w:t>
       </w:r>
@@ -153,7 +138,6 @@
       <w:r>
         <w:rPr>
           <w:rFonts w:ascii="Microsoft YaHei" w:hAnsi="Microsoft YaHei" w:eastAsia="Microsoft YaHei"/>
-          <w:sz w:val="22"/>
         </w:rPr>
         <w:t>B、计算简单</w:t>
       </w:r>
@@ -162,7 +146,6 @@
       <w:r>
         <w:rPr>
           <w:rFonts w:ascii="Microsoft YaHei" w:hAnsi="Microsoft YaHei" w:eastAsia="Microsoft YaHei"/>
-          <w:sz w:val="22"/>
         </w:rPr>
         <w:t>C、易犯Ⅱ类错误</w:t>
       </w:r>
@@ -171,7 +154,6 @@
       <w:r>
         <w:rPr>
           <w:rFonts w:ascii="Microsoft YaHei" w:hAnsi="Microsoft YaHei" w:eastAsia="Microsoft YaHei"/>
-          <w:sz w:val="22"/>
         </w:rPr>
         <w:t>D、适用于等级资料的比较</w:t>
       </w:r>
@@ -180,7 +162,6 @@
       <w:r>
         <w:rPr>
           <w:rFonts w:ascii="Microsoft YaHei" w:hAnsi="Microsoft YaHei" w:eastAsia="Microsoft YaHei"/>
-          <w:sz w:val="22"/>
         </w:rPr>
         <w:t>E、检验效能高</w:t>
       </w:r>
@@ -190,7 +171,6 @@
       <w:r>
         <w:rPr>
           <w:rFonts w:ascii="Microsoft YaHei" w:hAnsi="Microsoft YaHei" w:eastAsia="Microsoft YaHei"/>
-          <w:sz w:val="22"/>
         </w:rPr>
         <w:t>4两小样本数值变量资料比较的假设检验，可选用</w:t>
       </w:r>
@@ -199,7 +179,6 @@
       <w:r>
         <w:rPr>
           <w:rFonts w:ascii="Microsoft YaHei" w:hAnsi="Microsoft YaHei" w:eastAsia="Microsoft YaHei"/>
-          <w:sz w:val="22"/>
         </w:rPr>
         <w:t>A、t检验</w:t>
       </w:r>
@@ -208,7 +187,6 @@
       <w:r>
         <w:rPr>
           <w:rFonts w:ascii="Microsoft YaHei" w:hAnsi="Microsoft YaHei" w:eastAsia="Microsoft YaHei"/>
-          <w:sz w:val="22"/>
         </w:rPr>
         <w:t>B、方差分析</w:t>
       </w:r>
@@ -217,7 +195,6 @@
       <w:r>
         <w:rPr>
           <w:rFonts w:ascii="Microsoft YaHei" w:hAnsi="Microsoft YaHei" w:eastAsia="Microsoft YaHei"/>
-          <w:sz w:val="22"/>
         </w:rPr>
         <w:t>C、秩和检验</w:t>
       </w:r>
@@ -226,7 +203,6 @@
       <w:r>
         <w:rPr>
           <w:rFonts w:ascii="Microsoft YaHei" w:hAnsi="Microsoft YaHei" w:eastAsia="Microsoft YaHei"/>
-          <w:sz w:val="22"/>
         </w:rPr>
         <w:t>D、t检验或秩和检验均可</w:t>
       </w:r>
@@ -235,7 +211,6 @@
       <w:r>
         <w:rPr>
           <w:rFonts w:ascii="Microsoft YaHei" w:hAnsi="Microsoft YaHei" w:eastAsia="Microsoft YaHei"/>
-          <w:sz w:val="22"/>
         </w:rPr>
         <w:t>E、先要看资料是否符合t检验的应用条件</w:t>
       </w:r>
@@ -245,7 +220,6 @@
       <w:r>
         <w:rPr>
           <w:rFonts w:ascii="Microsoft YaHei" w:hAnsi="Microsoft YaHei" w:eastAsia="Microsoft YaHei"/>
-          <w:sz w:val="22"/>
         </w:rPr>
         <w:t>5配对设计的秩和检验中,其H0假设为</w:t>
       </w:r>
@@ -254,7 +228,6 @@
       <w:r>
         <w:rPr>
           <w:rFonts w:ascii="Microsoft YaHei" w:hAnsi="Microsoft YaHei" w:eastAsia="Microsoft YaHei"/>
-          <w:sz w:val="22"/>
         </w:rPr>
         <w:t>A、差值的总体均数等于0</w:t>
       </w:r>
@@ -263,7 +236,6 @@
       <w:r>
         <w:rPr>
           <w:rFonts w:ascii="Microsoft YaHei" w:hAnsi="Microsoft YaHei" w:eastAsia="Microsoft YaHei"/>
-          <w:sz w:val="22"/>
         </w:rPr>
         <w:t>B、差值的总体中位数等于0</w:t>
       </w:r>
@@ -272,7 +244,6 @@
       <w:r>
         <w:rPr>
           <w:rFonts w:ascii="Microsoft YaHei" w:hAnsi="Microsoft YaHei" w:eastAsia="Microsoft YaHei"/>
-          <w:sz w:val="22"/>
         </w:rPr>
         <w:t>C、两总体均数相等</w:t>
       </w:r>
@@ -281,7 +252,6 @@
       <w:r>
         <w:rPr>
           <w:rFonts w:ascii="Microsoft YaHei" w:hAnsi="Microsoft YaHei" w:eastAsia="Microsoft YaHei"/>
-          <w:sz w:val="22"/>
         </w:rPr>
         <w:t>D、差值的总体均数不等于0</w:t>
       </w:r>
@@ -290,7 +260,6 @@
       <w:r>
         <w:rPr>
           <w:rFonts w:ascii="Microsoft YaHei" w:hAnsi="Microsoft YaHei" w:eastAsia="Microsoft YaHei"/>
-          <w:sz w:val="22"/>
         </w:rPr>
         <w:t>E、差值的总体中位数不等于0</w:t>
       </w:r>
@@ -300,7 +269,6 @@
       <w:r>
         <w:rPr>
           <w:rFonts w:ascii="Microsoft YaHei" w:hAnsi="Microsoft YaHei" w:eastAsia="Microsoft YaHei"/>
-          <w:sz w:val="22"/>
         </w:rPr>
         <w:t>6配对设计差值的符号秩和检验,遇有差值绝对值相等时编秩错误的是</w:t>
       </w:r>
@@ -309,7 +277,6 @@
       <w:r>
         <w:rPr>
           <w:rFonts w:ascii="Microsoft YaHei" w:hAnsi="Microsoft YaHei" w:eastAsia="Microsoft YaHei"/>
-          <w:sz w:val="22"/>
         </w:rPr>
         <w:t>A、符号不同时取平均秩次</w:t>
       </w:r>
@@ -318,7 +285,6 @@
       <w:r>
         <w:rPr>
           <w:rFonts w:ascii="Microsoft YaHei" w:hAnsi="Microsoft YaHei" w:eastAsia="Microsoft YaHei"/>
-          <w:sz w:val="22"/>
         </w:rPr>
         <w:t>B、符号相同时可以按顺序编秩</w:t>
       </w:r>
@@ -327,7 +293,6 @@
       <w:r>
         <w:rPr>
           <w:rFonts w:ascii="Microsoft YaHei" w:hAnsi="Microsoft YaHei" w:eastAsia="Microsoft YaHei"/>
-          <w:sz w:val="22"/>
         </w:rPr>
         <w:t>C、符号相同时可以取平均秩次</w:t>
       </w:r>
@@ -336,7 +301,6 @@
       <w:r>
         <w:rPr>
           <w:rFonts w:ascii="Microsoft YaHei" w:hAnsi="Microsoft YaHei" w:eastAsia="Microsoft YaHei"/>
-          <w:sz w:val="22"/>
         </w:rPr>
         <w:t>D、无论正负都可以取平均秩次</w:t>
       </w:r>
@@ -345,7 +309,6 @@
       <w:r>
         <w:rPr>
           <w:rFonts w:ascii="Microsoft YaHei" w:hAnsi="Microsoft YaHei" w:eastAsia="Microsoft YaHei"/>
-          <w:sz w:val="22"/>
         </w:rPr>
         <w:t>E、无论正负都可以按顺序编秩次</w:t>
       </w:r>
@@ -355,7 +318,6 @@
       <w:r>
         <w:rPr>
           <w:rFonts w:ascii="Microsoft YaHei" w:hAnsi="Microsoft YaHei" w:eastAsia="Microsoft YaHei"/>
-          <w:sz w:val="22"/>
         </w:rPr>
         <w:t>7配对设计的Wilcoxon符号秩检验,确定P值的方法为</w:t>
       </w:r>
@@ -364,7 +326,6 @@
       <w:r>
         <w:rPr>
           <w:rFonts w:ascii="Microsoft YaHei" w:hAnsi="Microsoft YaHei" w:eastAsia="Microsoft YaHei"/>
-          <w:sz w:val="22"/>
         </w:rPr>
         <w:t>A、统计量T越大,P越大</w:t>
       </w:r>
@@ -373,7 +334,6 @@
       <w:r>
         <w:rPr>
           <w:rFonts w:ascii="Microsoft YaHei" w:hAnsi="Microsoft YaHei" w:eastAsia="Microsoft YaHei"/>
-          <w:sz w:val="22"/>
         </w:rPr>
         <w:t>B、统计量T越大,P越小</w:t>
       </w:r>
@@ -382,7 +342,6 @@
       <w:r>
         <w:rPr>
           <w:rFonts w:ascii="Microsoft YaHei" w:hAnsi="Microsoft YaHei" w:eastAsia="Microsoft YaHei"/>
-          <w:sz w:val="22"/>
         </w:rPr>
         <w:t>C、统计量T在界值范围上,P小于α</w:t>
       </w:r>
@@ -391,7 +350,6 @@
       <w:r>
         <w:rPr>
           <w:rFonts w:ascii="Microsoft YaHei" w:hAnsi="Microsoft YaHei" w:eastAsia="Microsoft YaHei"/>
-          <w:sz w:val="22"/>
         </w:rPr>
         <w:t>D、统计量T在界值范围内,P大于α</w:t>
       </w:r>
@@ -400,7 +358,6 @@
       <w:r>
         <w:rPr>
           <w:rFonts w:ascii="Microsoft YaHei" w:hAnsi="Microsoft YaHei" w:eastAsia="Microsoft YaHei"/>
-          <w:sz w:val="22"/>
         </w:rPr>
         <w:t>E、统计量T值等于卡方值,查卡方界值表</w:t>
       </w:r>
@@ -410,7 +367,6 @@
       <w:r>
         <w:rPr>
           <w:rFonts w:ascii="Microsoft YaHei" w:hAnsi="Microsoft YaHei" w:eastAsia="Microsoft YaHei"/>
-          <w:sz w:val="22"/>
         </w:rPr>
         <w:t>8两样本秩和检验的无效假设是</w:t>
       </w:r>
@@ -419,7 +375,6 @@
       <w:r>
         <w:rPr>
           <w:rFonts w:ascii="Microsoft YaHei" w:hAnsi="Microsoft YaHei" w:eastAsia="Microsoft YaHei"/>
-          <w:sz w:val="22"/>
         </w:rPr>
         <w:t>A、两样本秩和相等</w:t>
       </w:r>
@@ -428,7 +383,6 @@
       <w:r>
         <w:rPr>
           <w:rFonts w:ascii="Microsoft YaHei" w:hAnsi="Microsoft YaHei" w:eastAsia="Microsoft YaHei"/>
-          <w:sz w:val="22"/>
         </w:rPr>
         <w:t>B、两总体秩和相等</w:t>
       </w:r>
@@ -437,7 +391,6 @@
       <w:r>
         <w:rPr>
           <w:rFonts w:ascii="Microsoft YaHei" w:hAnsi="Microsoft YaHei" w:eastAsia="Microsoft YaHei"/>
-          <w:sz w:val="22"/>
         </w:rPr>
         <w:t>C、两样本分布的中位数相同</w:t>
       </w:r>
@@ -446,7 +399,6 @@
       <w:r>
         <w:rPr>
           <w:rFonts w:ascii="Microsoft YaHei" w:hAnsi="Microsoft YaHei" w:eastAsia="Microsoft YaHei"/>
-          <w:sz w:val="22"/>
         </w:rPr>
         <w:t>D、两总体分布的中位数相同</w:t>
       </w:r>
@@ -455,7 +407,6 @@
       <w:r>
         <w:rPr>
           <w:rFonts w:ascii="Microsoft YaHei" w:hAnsi="Microsoft YaHei" w:eastAsia="Microsoft YaHei"/>
-          <w:sz w:val="22"/>
         </w:rPr>
         <w:t>E、两总体均数相等</w:t>
       </w:r>
@@ -465,7 +416,6 @@
       <w:r>
         <w:rPr>
           <w:rFonts w:ascii="Microsoft YaHei" w:hAnsi="Microsoft YaHei" w:eastAsia="Microsoft YaHei"/>
-          <w:sz w:val="22"/>
         </w:rPr>
         <w:t>9成组设计两样本比较的秩和检验,其检验统计量T是</w:t>
       </w:r>
@@ -474,7 +424,6 @@
       <w:r>
         <w:rPr>
           <w:rFonts w:ascii="Microsoft YaHei" w:hAnsi="Microsoft YaHei" w:eastAsia="Microsoft YaHei"/>
-          <w:sz w:val="22"/>
         </w:rPr>
         <w:t>A、以秩和较小者为T</w:t>
       </w:r>
@@ -483,7 +432,6 @@
       <w:r>
         <w:rPr>
           <w:rFonts w:ascii="Microsoft YaHei" w:hAnsi="Microsoft YaHei" w:eastAsia="Microsoft YaHei"/>
-          <w:sz w:val="22"/>
         </w:rPr>
         <w:t>B、以秩和较大者为T</w:t>
       </w:r>
@@ -492,7 +440,6 @@
       <w:r>
         <w:rPr>
           <w:rFonts w:ascii="Microsoft YaHei" w:hAnsi="Microsoft YaHei" w:eastAsia="Microsoft YaHei"/>
-          <w:sz w:val="22"/>
         </w:rPr>
         <w:t>C、以例数较小者秩和为T</w:t>
       </w:r>
@@ -501,7 +448,6 @@
       <w:r>
         <w:rPr>
           <w:rFonts w:ascii="Microsoft YaHei" w:hAnsi="Microsoft YaHei" w:eastAsia="Microsoft YaHei"/>
-          <w:sz w:val="22"/>
         </w:rPr>
         <w:t>D、以例数较大者秩和为T</w:t>
       </w:r>
@@ -510,7 +456,6 @@
       <w:r>
         <w:rPr>
           <w:rFonts w:ascii="Microsoft YaHei" w:hAnsi="Microsoft YaHei" w:eastAsia="Microsoft YaHei"/>
-          <w:sz w:val="22"/>
         </w:rPr>
         <w:t>E、以秩和较小者或较大者均可</w:t>
       </w:r>
@@ -520,7 +465,6 @@
       <w:r>
         <w:rPr>
           <w:rFonts w:ascii="Microsoft YaHei" w:hAnsi="Microsoft YaHei" w:eastAsia="Microsoft YaHei"/>
-          <w:sz w:val="22"/>
         </w:rPr>
         <w:t>10两样本比较的秩和检验中,秩和T与P值的关系中,描述正确的是</w:t>
       </w:r>
@@ -529,7 +473,6 @@
       <w:r>
         <w:rPr>
           <w:rFonts w:ascii="Microsoft YaHei" w:hAnsi="Microsoft YaHei" w:eastAsia="Microsoft YaHei"/>
-          <w:sz w:val="22"/>
         </w:rPr>
         <w:t>A、T在界值范围内,则P小于相应概率</w:t>
       </w:r>
@@ -538,7 +481,6 @@
       <w:r>
         <w:rPr>
           <w:rFonts w:ascii="Microsoft YaHei" w:hAnsi="Microsoft YaHei" w:eastAsia="Microsoft YaHei"/>
-          <w:sz w:val="22"/>
         </w:rPr>
         <w:t>B、T在界值范围内,则P大于相应概率</w:t>
       </w:r>
@@ -547,7 +489,6 @@
       <w:r>
         <w:rPr>
           <w:rFonts w:ascii="Microsoft YaHei" w:hAnsi="Microsoft YaHei" w:eastAsia="Microsoft YaHei"/>
-          <w:sz w:val="22"/>
         </w:rPr>
         <w:t>C、T在界值范围外,则P大于相应概率</w:t>
       </w:r>
@@ -556,7 +497,6 @@
       <w:r>
         <w:rPr>
           <w:rFonts w:ascii="Microsoft YaHei" w:hAnsi="Microsoft YaHei" w:eastAsia="Microsoft YaHei"/>
-          <w:sz w:val="22"/>
         </w:rPr>
         <w:t>D、T在界值范围上,则P大于相应概率</w:t>
       </w:r>
@@ -565,7 +505,6 @@
       <w:r>
         <w:rPr>
           <w:rFonts w:ascii="Microsoft YaHei" w:hAnsi="Microsoft YaHei" w:eastAsia="Microsoft YaHei"/>
-          <w:sz w:val="22"/>
         </w:rPr>
         <w:t>E、以上都不对</w:t>
       </w:r>
@@ -575,7 +514,6 @@
       <w:r>
         <w:rPr>
           <w:rFonts w:ascii="Microsoft YaHei" w:hAnsi="Microsoft YaHei" w:eastAsia="Microsoft YaHei"/>
-          <w:sz w:val="22"/>
         </w:rPr>
         <w:t>11完全随机设计的多组等级资料的比较,宜用</w:t>
       </w:r>
@@ -584,7 +522,6 @@
       <w:r>
         <w:rPr>
           <w:rFonts w:ascii="Microsoft YaHei" w:hAnsi="Microsoft YaHei" w:eastAsia="Microsoft YaHei"/>
-          <w:sz w:val="22"/>
         </w:rPr>
         <w:t>A、t 检验</w:t>
       </w:r>
@@ -593,7 +530,6 @@
       <w:r>
         <w:rPr>
           <w:rFonts w:ascii="Microsoft YaHei" w:hAnsi="Microsoft YaHei" w:eastAsia="Microsoft YaHei"/>
-          <w:sz w:val="22"/>
         </w:rPr>
         <w:t>B、方差分析</w:t>
       </w:r>
@@ -602,7 +538,6 @@
       <w:r>
         <w:rPr>
           <w:rFonts w:ascii="Microsoft YaHei" w:hAnsi="Microsoft YaHei" w:eastAsia="Microsoft YaHei"/>
-          <w:sz w:val="22"/>
         </w:rPr>
         <w:t>C、χ2检验</w:t>
       </w:r>
@@ -611,7 +546,6 @@
       <w:r>
         <w:rPr>
           <w:rFonts w:ascii="Microsoft YaHei" w:hAnsi="Microsoft YaHei" w:eastAsia="Microsoft YaHei"/>
-          <w:sz w:val="22"/>
         </w:rPr>
         <w:t>D、H检验</w:t>
       </w:r>
@@ -620,7 +554,6 @@
       <w:r>
         <w:rPr>
           <w:rFonts w:ascii="Microsoft YaHei" w:hAnsi="Microsoft YaHei" w:eastAsia="Microsoft YaHei"/>
-          <w:sz w:val="22"/>
         </w:rPr>
         <w:t>E、M检验</w:t>
       </w:r>
@@ -630,7 +563,6 @@
       <w:r>
         <w:rPr>
           <w:rFonts w:ascii="Microsoft YaHei" w:hAnsi="Microsoft YaHei" w:eastAsia="Microsoft YaHei"/>
-          <w:sz w:val="22"/>
         </w:rPr>
         <w:t>12完全随机设计两样本比较的秩和检验中,下列描述错误的是</w:t>
       </w:r>
@@ -639,7 +571,6 @@
       <w:r>
         <w:rPr>
           <w:rFonts w:ascii="Microsoft YaHei" w:hAnsi="Microsoft YaHei" w:eastAsia="Microsoft YaHei"/>
-          <w:sz w:val="22"/>
         </w:rPr>
         <w:t>A、将两组数据分别由小到大编秩</w:t>
       </w:r>
@@ -648,7 +579,6 @@
       <w:r>
         <w:rPr>
           <w:rFonts w:ascii="Microsoft YaHei" w:hAnsi="Microsoft YaHei" w:eastAsia="Microsoft YaHei"/>
-          <w:sz w:val="22"/>
         </w:rPr>
         <w:t>B、将两组数据混合由小到大编秩</w:t>
       </w:r>
@@ -657,7 +587,6 @@
       <w:r>
         <w:rPr>
           <w:rFonts w:ascii="Microsoft YaHei" w:hAnsi="Microsoft YaHei" w:eastAsia="Microsoft YaHei"/>
-          <w:sz w:val="22"/>
         </w:rPr>
         <w:t>C、遇有相同数据,若在同一组,可按顺序编秩,也可取其平均秩次</w:t>
       </w:r>
@@ -666,7 +595,6 @@
       <w:r>
         <w:rPr>
           <w:rFonts w:ascii="Microsoft YaHei" w:hAnsi="Microsoft YaHei" w:eastAsia="Microsoft YaHei"/>
-          <w:sz w:val="22"/>
         </w:rPr>
         <w:t>D、遇有相同数据,若在不同组,则取平均秩次</w:t>
       </w:r>
@@ -675,7 +603,6 @@
       <w:r>
         <w:rPr>
           <w:rFonts w:ascii="Microsoft YaHei" w:hAnsi="Microsoft YaHei" w:eastAsia="Microsoft YaHei"/>
-          <w:sz w:val="22"/>
         </w:rPr>
         <w:t>E、以样本例数较小组的秩和T查T界值表</w:t>
       </w:r>
@@ -685,7 +612,6 @@
       <w:r>
         <w:rPr>
           <w:rFonts w:ascii="Microsoft YaHei" w:hAnsi="Microsoft YaHei" w:eastAsia="Microsoft YaHei"/>
-          <w:sz w:val="22"/>
         </w:rPr>
         <w:t>13符合方差分析检验条件的资料如果采用秩和检验,则可能</w:t>
       </w:r>
@@ -694,7 +620,6 @@
       <w:r>
         <w:rPr>
           <w:rFonts w:ascii="Microsoft YaHei" w:hAnsi="Microsoft YaHei" w:eastAsia="Microsoft YaHei"/>
-          <w:sz w:val="22"/>
         </w:rPr>
         <w:t>A、增大第一类错误</w:t>
       </w:r>
@@ -703,7 +628,6 @@
       <w:r>
         <w:rPr>
           <w:rFonts w:ascii="Microsoft YaHei" w:hAnsi="Microsoft YaHei" w:eastAsia="Microsoft YaHei"/>
-          <w:sz w:val="22"/>
         </w:rPr>
         <w:t>B、增大第二类错误</w:t>
       </w:r>
@@ -712,7 +636,6 @@
       <w:r>
         <w:rPr>
           <w:rFonts w:ascii="Microsoft YaHei" w:hAnsi="Microsoft YaHei" w:eastAsia="Microsoft YaHei"/>
-          <w:sz w:val="22"/>
         </w:rPr>
         <w:t>C、减小第二类错误</w:t>
       </w:r>
@@ -721,7 +644,6 @@
       <w:r>
         <w:rPr>
           <w:rFonts w:ascii="Microsoft YaHei" w:hAnsi="Microsoft YaHei" w:eastAsia="Microsoft YaHei"/>
-          <w:sz w:val="22"/>
         </w:rPr>
         <w:t>D、两类错误都增大</w:t>
       </w:r>
@@ -730,7 +652,6 @@
       <w:r>
         <w:rPr>
           <w:rFonts w:ascii="Microsoft YaHei" w:hAnsi="Microsoft YaHei" w:eastAsia="Microsoft YaHei"/>
-          <w:sz w:val="22"/>
         </w:rPr>
         <w:t>E、两类错误都减小</w:t>
       </w:r>
@@ -1110,7 +1031,7 @@
     <w:rsid w:val="00FC693F"/>
     <w:rPr>
       <w:rFonts w:ascii="Microsoft YaHei" w:hAnsi="Microsoft YaHei" w:eastAsia="Microsoft YaHei"/>
-      <w:sz w:val="22"/>
+      <w:sz w:val="21"/>
     </w:rPr>
   </w:style>
   <w:style w:type="paragraph" w:styleId="Header">
